--- a/manuscript/Northeast_LSOG_Manuscript_V1.docx
+++ b/manuscript/Northeast_LSOG_Manuscript_V1.docx
@@ -15,7 +15,7 @@
         <w:pStyle w:val="Subtitle"/>
       </w:pPr>
       <w:r>
-        <w:t xml:space="preserve">Manuscript V1 draft (April 30, 2026) - combined Introduction and Body</w:t>
+        <w:t xml:space="preserve">Manuscript V1 draft (May 5, 2026) - combined Introduction and Body, with Phase 9 Seven Islands cross-validation</w:t>
       </w:r>
     </w:p>
     <w:p>
@@ -31,10 +31,10 @@
         <w:pStyle w:val="Date"/>
       </w:pPr>
       <w:r>
-        <w:t xml:space="preserve">2026-04-30</w:t>
-      </w:r>
-    </w:p>
-    <w:bookmarkStart w:id="56" w:name="X27edecf9df9bb24753ad35bdad0e15db4de5fea"/>
+        <w:t xml:space="preserve">2026-05-05</w:t>
+      </w:r>
+    </w:p>
+    <w:bookmarkStart w:id="47" w:name="X27edecf9df9bb24753ad35bdad0e15db4de5fea"/>
     <w:p>
       <w:pPr>
         <w:pStyle w:val="Heading1"/>
@@ -132,7 +132,7 @@
         </w:pict>
       </w:r>
     </w:p>
-    <w:bookmarkStart w:id="20" w:name="abstract-draft-250-words-target"/>
+    <w:bookmarkStart w:id="9" w:name="abstract-draft-250-words-target"/>
     <w:p>
       <w:pPr>
         <w:pStyle w:val="Heading2"/>
@@ -174,8 +174,8 @@
         </w:pict>
       </w:r>
     </w:p>
-    <w:bookmarkEnd w:id="20"/>
-    <w:bookmarkStart w:id="26" w:name="introduction"/>
+    <w:bookmarkEnd w:id="9"/>
+    <w:bookmarkStart w:id="15" w:name="introduction"/>
     <w:p>
       <w:pPr>
         <w:pStyle w:val="Heading2"/>
@@ -184,7 +184,7 @@
         <w:t xml:space="preserve">1. Introduction</w:t>
       </w:r>
     </w:p>
-    <w:bookmarkStart w:id="21" w:name="Xc6ce1932c7467bc63569dca35ee6221155ae9fd"/>
+    <w:bookmarkStart w:id="10" w:name="Xc6ce1932c7467bc63569dca35ee6221155ae9fd"/>
     <w:p>
       <w:pPr>
         <w:pStyle w:val="Heading3"/>
@@ -229,8 +229,8 @@
         <w:t xml:space="preserve">Federal and state forest policy increasingly emphasizes LSOG protection. The USDA Forest Service has issued direction to consider old growth in forest planning. State ecological reserve programs have established networks of designated reserves for LSOG protection. Carbon market frameworks increasingly recognize the carbon value of older forests. These policy developments increase the value of accurate, comparative LSOG distribution data.</w:t>
       </w:r>
     </w:p>
-    <w:bookmarkEnd w:id="21"/>
-    <w:bookmarkStart w:id="22" w:name="Xf1555746ae143477bbff3761d64bcfb9b491348"/>
+    <w:bookmarkEnd w:id="10"/>
+    <w:bookmarkStart w:id="11" w:name="Xf1555746ae143477bbff3761d64bcfb9b491348"/>
     <w:p>
       <w:pPr>
         <w:pStyle w:val="Heading3"/>
@@ -279,8 +279,8 @@
         <w:t xml:space="preserve">These divergent histories produce different current forest age structures, even though all four states share similar climatic conditions and similar overall forest cover. A consistent comparative analysis of LSOG distribution across the four states is therefore informative for understanding how forest history shapes current ecological and policy conditions.</w:t>
       </w:r>
     </w:p>
-    <w:bookmarkEnd w:id="22"/>
-    <w:bookmarkStart w:id="23" w:name="the-rap-v2.0-classification-framework"/>
+    <w:bookmarkEnd w:id="11"/>
+    <w:bookmarkStart w:id="12" w:name="the-rap-v2.0-classification-framework"/>
     <w:p>
       <w:pPr>
         <w:pStyle w:val="Heading3"/>
@@ -313,8 +313,8 @@
         <w:t xml:space="preserve">A bug in the dead wood scoring dimension was identified and fixed during the analysis on March 19, 2026. The original implementation incorrectly pulled snag counts from outside plot boundaries in some cases; the corrected version pulls snag counts from inside plot boundaries only, consistent with the RAP v2.0 protocol intent. All results reported here use the corrected classifier.</w:t>
       </w:r>
     </w:p>
-    <w:bookmarkEnd w:id="23"/>
-    <w:bookmarkStart w:id="24" w:name="research-questions"/>
+    <w:bookmarkEnd w:id="12"/>
+    <w:bookmarkStart w:id="13" w:name="research-questions"/>
     <w:p>
       <w:pPr>
         <w:pStyle w:val="Heading3"/>
@@ -371,8 +371,8 @@
         <w:t xml:space="preserve">Fifth, what are the implications for biodiversity, forest carbon, and forest policy across the four states?</w:t>
       </w:r>
     </w:p>
-    <w:bookmarkEnd w:id="24"/>
-    <w:bookmarkStart w:id="25" w:name="contribution"/>
+    <w:bookmarkEnd w:id="13"/>
+    <w:bookmarkStart w:id="14" w:name="contribution"/>
     <w:p>
       <w:pPr>
         <w:pStyle w:val="Heading3"/>
@@ -404,9 +404,9 @@
         </w:pict>
       </w:r>
     </w:p>
-    <w:bookmarkEnd w:id="25"/>
-    <w:bookmarkEnd w:id="26"/>
-    <w:bookmarkStart w:id="27" w:name="notes-for-next-session"/>
+    <w:bookmarkEnd w:id="14"/>
+    <w:bookmarkEnd w:id="15"/>
+    <w:bookmarkStart w:id="16" w:name="notes-for-next-session"/>
     <w:p>
       <w:pPr>
         <w:pStyle w:val="Heading2"/>
@@ -618,8 +618,8 @@
         <w:t xml:space="preserve">~/Documents/MAINE/DATA/FIA/ME/LSOG_cardinal_setup/output_unified/lsog_ne_plot_table.csv</w:t>
       </w:r>
     </w:p>
-    <w:bookmarkEnd w:id="27"/>
-    <w:bookmarkStart w:id="37" w:name="methods"/>
+    <w:bookmarkEnd w:id="16"/>
+    <w:bookmarkStart w:id="27" w:name="methods"/>
     <w:p>
       <w:pPr>
         <w:pStyle w:val="Heading2"/>
@@ -628,7 +628,7 @@
         <w:t xml:space="preserve">2. Methods</w:t>
       </w:r>
     </w:p>
-    <w:bookmarkStart w:id="28" w:name="study-area-and-fia-data"/>
+    <w:bookmarkStart w:id="17" w:name="study-area-and-fia-data"/>
     <w:p>
       <w:pPr>
         <w:pStyle w:val="Heading3"/>
@@ -661,8 +661,8 @@
         <w:t xml:space="preserve">We assembled a master plot-level analytical table (output_unified/lsog_ne_plot_table.csv, 13,432 rows, 32 columns) containing for each plot in each evaluation period: state, panel identifier, plot CN, inventory year, fuzzed latitude and longitude, stand age, total basal area, basal area in trees with diameter at breast height (DBH) at least 20 inches, TPA-weighted standard deviation of DBH, maximum DBH, snag tree-per-acre estimates, the six v5.1 dimension scores, the v4, v5, and v5b classification results, the five Bayesian probability bands from ORNL DAAC dataset 2498 (Bruening et al. 2026), and the Potapov RH95 canopy height value extracted at the plot fuzzed centroid.</w:t>
       </w:r>
     </w:p>
-    <w:bookmarkEnd w:id="28"/>
-    <w:bookmarkStart w:id="29" w:name="the-v5.1-lsog-classifier"/>
+    <w:bookmarkEnd w:id="17"/>
+    <w:bookmarkStart w:id="18" w:name="the-v5.1-lsog-classifier"/>
     <w:p>
       <w:pPr>
         <w:pStyle w:val="Heading3"/>
@@ -1138,8 +1138,8 @@
         <w:t xml:space="preserve">A bug in the deadwood scoring of an earlier classifier version was identified and fixed on March 19, 2026; the original code computed snag TPA from trees outside the plot boundary in some cases. All results reported here use the corrected classifier.</w:t>
       </w:r>
     </w:p>
-    <w:bookmarkEnd w:id="29"/>
-    <w:bookmarkStart w:id="30" w:name="calibration-of-the-v5.1-thresholds"/>
+    <w:bookmarkEnd w:id="18"/>
+    <w:bookmarkStart w:id="19" w:name="calibration-of-the-v5.1-thresholds"/>
     <w:p>
       <w:pPr>
         <w:pStyle w:val="Heading3"/>
@@ -1164,8 +1164,8 @@
         <w:t xml:space="preserve">A separate sensitivity analysis on the canopy height dimension found that the default 18 and 25 meter RH95 thresholds are conservative. Lower thresholds (10 and 20 meters) and a continuous-RH95 logistic regression specification both achieved higher AUC against the ORNL mature classification (0.682 and 0.689 respectively, vs 0.644 for default). The deployed v5.1 classifier retains the 18 and 25 meter thresholds for consistency with the published RAP literature; alternative threshold sets are documented in the supplementary material.</w:t>
       </w:r>
     </w:p>
-    <w:bookmarkEnd w:id="30"/>
-    <w:bookmarkStart w:id="31" w:name="X1202e184dcacf00888c333bb3b4a4a025fbeab2"/>
+    <w:bookmarkEnd w:id="19"/>
+    <w:bookmarkStart w:id="20" w:name="X1202e184dcacf00888c333bb3b4a4a025fbeab2"/>
     <w:p>
       <w:pPr>
         <w:pStyle w:val="Heading3"/>
@@ -1182,8 +1182,8 @@
         <w:t xml:space="preserve">The v4 classifier uses dimensions 1 through 5 of Table 1, omitting canopy height, and scales the class thresholds to 0 to 10 (TLS at least 4, LS at least 6, OG at least 8). The v4 form supports the 20-year trend analysis because the Potapov canopy height product is only available beginning in 2019 and cannot be applied to plots in pre-2019 panels.</w:t>
       </w:r>
     </w:p>
-    <w:bookmarkEnd w:id="31"/>
-    <w:bookmarkStart w:id="32" w:name="design-based-estimation"/>
+    <w:bookmarkEnd w:id="20"/>
+    <w:bookmarkStart w:id="21" w:name="design-based-estimation"/>
     <w:p>
       <w:pPr>
         <w:pStyle w:val="Heading3"/>
@@ -1208,8 +1208,8 @@
         <w:t xml:space="preserve">Ownership breakdowns and forest-type breakdowns use the same design-based estimator stratified by OWNCD and FORTYPCD respectively. Carbon comparisons across LSOG classes use plot-level CARBON_AG aggregated by class.</w:t>
       </w:r>
     </w:p>
-    <w:bookmarkEnd w:id="32"/>
-    <w:bookmarkStart w:id="33" w:name="twenty-year-trend-analysis"/>
+    <w:bookmarkEnd w:id="21"/>
+    <w:bookmarkStart w:id="22" w:name="twenty-year-trend-analysis"/>
     <w:p>
       <w:pPr>
         <w:pStyle w:val="Heading3"/>
@@ -1226,13 +1226,54 @@
         <w:t xml:space="preserve">The 1999 to 2003 to 2019 to 2023 LSOG share trend was estimated via Mann Kendall non-parametric trend test on annual all-LSOG percent values (one value per evaluation panel, four values per state, plus the early baseline). Linear regression of LSOG percent on panel midpoint year provided the per-decade slope and significance test. Results are reported in Table 4.</w:t>
       </w:r>
     </w:p>
-    <w:bookmarkEnd w:id="33"/>
-    <w:bookmarkStart w:id="34" w:name="Xf7066162cca309ccee3baf7c90ed20fe4609fcf"/>
+    <w:bookmarkEnd w:id="22"/>
+    <w:bookmarkStart w:id="23" w:name="X3bc9b11e4e7ccfe3ef4bd9286bd4d6c22ee812e"/>
     <w:p>
       <w:pPr>
         <w:pStyle w:val="Heading3"/>
       </w:pPr>
       <w:r>
+        <w:t xml:space="preserve">2.7a External cross-validation against the Hagan Seven Islands LiDAR raster</w:t>
+      </w:r>
+    </w:p>
+    <w:p>
+      <w:pPr>
+        <w:pStyle w:val="FirstParagraph"/>
+      </w:pPr>
+      <w:r>
+        <w:t xml:space="preserve">Seven Islands Land Company shared the Hagan et al. (2024) M2V2b GFW23-masked LSOG raster for Pingree Ownership in northwestern Maine (approximately 290,098 ha of forested area on the unorganized territories). The raster classifies each 100 m hectare cell into one of four classes: Not LS, Transitional LS (canopy 100 to 150 yr, possibly lightly harvested or commercially overmature), Late Successional (canopy approximately 150 to 200 yr with high density of large trees and indicator epiphytes), and Old-growth-like (canopy structure statistically similar to reference old-growth sites). Areas above 2700 ft elevation are masked out per Hagan’s protocol, and the GFW23 layer additionally masks pixels harvested between 2016 and 2023. The classification was generated using a random forest trained on 8 LiDAR canopy metrics (mean and maximum height, 95th percentile height, canopy rugosity, rumple index, and cover fractions over 2, 6, and 15 m).</w:t>
+      </w:r>
+    </w:p>
+    <w:p>
+      <w:pPr>
+        <w:pStyle w:val="BodyText"/>
+      </w:pPr>
+      <w:r>
+        <w:t xml:space="preserve">We projected the fuzzed FIA plot coordinates from the unified table to the Hagan raster’s coordinate reference system and sampled the raster at each plot location. In-extent plots were those with Hagan class 1 through 4. We computed confusion matrices and Cohen’s kappa for v5.1 and v4 against the Hagan classification, and we compared aggregate shares to the Hagan landscape-level Pingree estimate from Table 2 of Hagan and Shamgochian (2024). The Phase 9 R script</w:t>
+      </w:r>
+      <w:r>
+        <w:t xml:space="preserve"> </w:t>
+      </w:r>
+      <w:r>
+        <w:rPr>
+          <w:rStyle w:val="VerbatimChar"/>
+        </w:rPr>
+        <w:t xml:space="preserve">phase9_seven_islands_validation.R</w:t>
+      </w:r>
+      <w:r>
+        <w:t xml:space="preserve"> </w:t>
+      </w:r>
+      <w:r>
+        <w:t xml:space="preserve">documents the workflow.</w:t>
+      </w:r>
+    </w:p>
+    <w:bookmarkEnd w:id="23"/>
+    <w:bookmarkStart w:id="24" w:name="Xf7066162cca309ccee3baf7c90ed20fe4609fcf"/>
+    <w:p>
+      <w:pPr>
+        <w:pStyle w:val="Heading3"/>
+      </w:pPr>
+      <w:r>
         <w:t xml:space="preserve">2.7 External cross-validation against Pelz et al. (2023)</w:t>
       </w:r>
     </w:p>
@@ -1244,8 +1285,8 @@
         <w:t xml:space="preserve">We cross-validated the v5.1 classification against the Pelz et al. (2023) USFS old-growth criteria on National Forest System (NFS) plots in the four-state region. Pelz-OG criteria are STDAGE at least 100 years and at least 5 trees per acre with DBH at least 12 inches. The unified plot table was filtered to OWNCD = 31 (USFS), yielding 925 NFS plots. Cohen’s kappa was computed for v5.1 OG vs Pelz-OG, v5.1 LS+OG vs Pelz-OG, and v5.1 any-LSOG vs Pelz-OG.</w:t>
       </w:r>
     </w:p>
-    <w:bookmarkEnd w:id="34"/>
-    <w:bookmarkStart w:id="35" w:name="X28e69865d28599546891f996b4c9447ad23d052"/>
+    <w:bookmarkEnd w:id="24"/>
+    <w:bookmarkStart w:id="25" w:name="X28e69865d28599546891f996b4c9447ad23d052"/>
     <w:p>
       <w:pPr>
         <w:pStyle w:val="Heading3"/>
@@ -1278,8 +1319,8 @@
         <w:t xml:space="preserve">A subtlety in the TreeMap raster’s categorical attribute table required the categorical levels to be cleared (levels(rc) is set to NULL in the R terra package) before frequency tabulation, otherwise terra::freq returns the active categorical column (ForTypName by default) rather than the integer Value codes that match the vat.dbf TM_ID column.</w:t>
       </w:r>
     </w:p>
-    <w:bookmarkEnd w:id="35"/>
-    <w:bookmarkStart w:id="36" w:name="reproducibility"/>
+    <w:bookmarkEnd w:id="25"/>
+    <w:bookmarkStart w:id="26" w:name="reproducibility"/>
     <w:p>
       <w:pPr>
         <w:pStyle w:val="Heading3"/>
@@ -1303,9 +1344,9 @@
         </w:pict>
       </w:r>
     </w:p>
-    <w:bookmarkEnd w:id="36"/>
-    <w:bookmarkEnd w:id="37"/>
-    <w:bookmarkStart w:id="44" w:name="results"/>
+    <w:bookmarkEnd w:id="26"/>
+    <w:bookmarkEnd w:id="27"/>
+    <w:bookmarkStart w:id="35" w:name="results"/>
     <w:p>
       <w:pPr>
         <w:pStyle w:val="Heading2"/>
@@ -1314,7 +1355,7 @@
         <w:t xml:space="preserve">3. Results</w:t>
       </w:r>
     </w:p>
-    <w:bookmarkStart w:id="38" w:name="state-level-v5.1-lsog-share"/>
+    <w:bookmarkStart w:id="28" w:name="state-level-v5.1-lsog-share"/>
     <w:p>
       <w:pPr>
         <w:pStyle w:val="Heading3"/>
@@ -1735,8 +1776,8 @@
         <w:t xml:space="preserve">Maine has the lowest any-LSOG share in the four-state region. The Maine 95 percent CI does not overlap any of the other three states’ CIs. New Hampshire has the highest share at 31.2 percent, more than twice Maine’s. New York has the highest old-growth-class share at 1.5 percent, reflecting the Adirondacks. The OG-class shares for Maine, New Hampshire, and Vermont are all under 1 percent.</w:t>
       </w:r>
     </w:p>
-    <w:bookmarkEnd w:id="38"/>
-    <w:bookmarkStart w:id="39" w:name="twenty-year-lsog-trend"/>
+    <w:bookmarkEnd w:id="28"/>
+    <w:bookmarkStart w:id="29" w:name="twenty-year-lsog-trend"/>
     <w:p>
       <w:pPr>
         <w:pStyle w:val="Heading3"/>
@@ -2035,8 +2076,8 @@
         <w:t xml:space="preserve">New Hampshire, Vermont, and New York are aging at significant rates of 9 to 11 percentage points per decade. Maine’s slope is borderline and substantially smaller. The regional gap between Maine and the others is widening rather than closing.</w:t>
       </w:r>
     </w:p>
-    <w:bookmarkEnd w:id="39"/>
-    <w:bookmarkStart w:id="40" w:name="ownership-and-policy-relevant-breakdowns"/>
+    <w:bookmarkEnd w:id="29"/>
+    <w:bookmarkStart w:id="30" w:name="ownership-and-policy-relevant-breakdowns"/>
     <w:p>
       <w:pPr>
         <w:pStyle w:val="Heading3"/>
@@ -2341,8 +2382,8 @@
         <w:t xml:space="preserve">New York state and local lands carry 583,000 acres of LS+OG combined, exceeding Maine’s total LS+OG across all owners. Across the region, private timberlands hold approximately 987,000 acres of LS+OG combined, which is the natural target audience for payment for ecosystem services or working-lands easement programs.</w:t>
       </w:r>
     </w:p>
-    <w:bookmarkEnd w:id="40"/>
-    <w:bookmarkStart w:id="41" w:name="carbon-storage-by-class"/>
+    <w:bookmarkEnd w:id="30"/>
+    <w:bookmarkStart w:id="31" w:name="carbon-storage-by-class"/>
     <w:p>
       <w:pPr>
         <w:pStyle w:val="Heading3"/>
@@ -2585,8 +2626,819 @@
         <w:t xml:space="preserve">Old-growth-class plots store approximately 3.6 times the live carbon of Not-LSOG plots in Maine. Across Maine’s approximately 24 thousand acres of OG-class forest, the carbon density premium amounts to roughly 100 megagrams of carbon per hectare relative to letting that area revert to Not-LSOG conditions.</w:t>
       </w:r>
     </w:p>
-    <w:bookmarkEnd w:id="41"/>
-    <w:bookmarkStart w:id="42" w:name="X5db354dc9cafe2b22b23c6e4d0b77fbedce8bf1"/>
+    <w:bookmarkEnd w:id="31"/>
+    <w:bookmarkStart w:id="32" w:name="Xe3813d58a4f8a1ad9c0f7406ac6ee766cb98e14"/>
+    <w:p>
+      <w:pPr>
+        <w:pStyle w:val="Heading3"/>
+      </w:pPr>
+      <w:r>
+        <w:t xml:space="preserve">3.5a Cross-validation against Hagan Seven Islands LiDAR</w:t>
+      </w:r>
+    </w:p>
+    <w:p>
+      <w:pPr>
+        <w:pStyle w:val="FirstParagraph"/>
+      </w:pPr>
+      <w:r>
+        <w:t xml:space="preserve">Of the 6,275 ME plots in the unified table, 250 fell within the Hagan raster footprint at Pingree, of which 125 were in the most recent FIA panel. The Hagan any-LS share at these 125 plots is 20.0 percent, which closely matches the Hagan landscape-level Pingree estimate of 18.8 percent, supporting the inference that the FIA plot sample is representative of the Pingree forest condition.</w:t>
+      </w:r>
+    </w:p>
+    <w:p>
+      <w:pPr>
+        <w:pStyle w:val="BodyText"/>
+      </w:pPr>
+      <w:r>
+        <w:rPr>
+          <w:b/>
+          <w:bCs/>
+        </w:rPr>
+        <w:t xml:space="preserve">Table 6a.</w:t>
+      </w:r>
+      <w:r>
+        <w:t xml:space="preserve"> </w:t>
+      </w:r>
+      <w:r>
+        <w:t xml:space="preserve">Share-level comparison at 125 in-extent FIA plots.</w:t>
+      </w:r>
+    </w:p>
+    <w:tbl>
+      <w:tblPr>
+        <w:tblStyle w:val="Table"/>
+        <w:tblW w:type="auto" w:w="0"/>
+        <w:tblLook w:firstRow="1" w:lastRow="0" w:firstColumn="0" w:lastColumn="0" w:noHBand="0" w:noVBand="0" w:val="0020"/>
+      </w:tblPr>
+      <w:tblGrid>
+        <w:gridCol w:w="1980"/>
+        <w:gridCol w:w="1980"/>
+        <w:gridCol w:w="1980"/>
+        <w:gridCol w:w="1980"/>
+      </w:tblGrid>
+      <w:tr>
+        <w:trPr>
+          <w:tblHeader w:val="on"/>
+        </w:trPr>
+        <w:tc>
+          <w:tcPr/>
+          <w:p>
+            <w:pPr>
+              <w:pStyle w:val="Compact"/>
+            </w:pPr>
+            <w:r>
+              <w:t xml:space="preserve">Source</w:t>
+            </w:r>
+          </w:p>
+        </w:tc>
+        <w:tc>
+          <w:tcPr/>
+          <w:p>
+            <w:pPr>
+              <w:pStyle w:val="Compact"/>
+              <w:jc w:val="right"/>
+            </w:pPr>
+            <w:r>
+              <w:t xml:space="preserve">any-LSOG %</w:t>
+            </w:r>
+          </w:p>
+        </w:tc>
+        <w:tc>
+          <w:tcPr/>
+          <w:p>
+            <w:pPr>
+              <w:pStyle w:val="Compact"/>
+              <w:jc w:val="right"/>
+            </w:pPr>
+            <w:r>
+              <w:t xml:space="preserve">LS+OG %</w:t>
+            </w:r>
+          </w:p>
+        </w:tc>
+        <w:tc>
+          <w:tcPr/>
+          <w:p>
+            <w:pPr>
+              <w:pStyle w:val="Compact"/>
+              <w:jc w:val="right"/>
+            </w:pPr>
+            <w:r>
+              <w:t xml:space="preserve">OG-only %</w:t>
+            </w:r>
+          </w:p>
+        </w:tc>
+      </w:tr>
+      <w:tr>
+        <w:tc>
+          <w:tcPr/>
+          <w:p>
+            <w:pPr>
+              <w:pStyle w:val="Compact"/>
+            </w:pPr>
+            <w:r>
+              <w:t xml:space="preserve">v5.1 (FIA proxy with GEDI)</w:t>
+            </w:r>
+          </w:p>
+        </w:tc>
+        <w:tc>
+          <w:tcPr/>
+          <w:p>
+            <w:pPr>
+              <w:pStyle w:val="Compact"/>
+              <w:jc w:val="right"/>
+            </w:pPr>
+            <w:r>
+              <w:t xml:space="preserve">8.0</w:t>
+            </w:r>
+          </w:p>
+        </w:tc>
+        <w:tc>
+          <w:tcPr/>
+          <w:p>
+            <w:pPr>
+              <w:pStyle w:val="Compact"/>
+              <w:jc w:val="right"/>
+            </w:pPr>
+            <w:r>
+              <w:t xml:space="preserve">0.8</w:t>
+            </w:r>
+          </w:p>
+        </w:tc>
+        <w:tc>
+          <w:tcPr/>
+          <w:p>
+            <w:pPr>
+              <w:pStyle w:val="Compact"/>
+              <w:jc w:val="right"/>
+            </w:pPr>
+            <w:r>
+              <w:t xml:space="preserve">0.0</w:t>
+            </w:r>
+          </w:p>
+        </w:tc>
+      </w:tr>
+      <w:tr>
+        <w:tc>
+          <w:tcPr/>
+          <w:p>
+            <w:pPr>
+              <w:pStyle w:val="Compact"/>
+            </w:pPr>
+            <w:r>
+              <w:t xml:space="preserve">v4 (FIA proxy without GEDI)</w:t>
+            </w:r>
+          </w:p>
+        </w:tc>
+        <w:tc>
+          <w:tcPr/>
+          <w:p>
+            <w:pPr>
+              <w:pStyle w:val="Compact"/>
+              <w:jc w:val="right"/>
+            </w:pPr>
+            <w:r>
+              <w:t xml:space="preserve">16.8</w:t>
+            </w:r>
+          </w:p>
+        </w:tc>
+        <w:tc>
+          <w:tcPr/>
+          <w:p>
+            <w:pPr>
+              <w:pStyle w:val="Compact"/>
+              <w:jc w:val="right"/>
+            </w:pPr>
+            <w:r>
+              <w:t xml:space="preserve">1.6</w:t>
+            </w:r>
+          </w:p>
+        </w:tc>
+        <w:tc>
+          <w:tcPr/>
+          <w:p>
+            <w:pPr>
+              <w:pStyle w:val="Compact"/>
+              <w:jc w:val="right"/>
+            </w:pPr>
+            <w:r>
+              <w:t xml:space="preserve">0.0</w:t>
+            </w:r>
+          </w:p>
+        </w:tc>
+      </w:tr>
+      <w:tr>
+        <w:tc>
+          <w:tcPr/>
+          <w:p>
+            <w:pPr>
+              <w:pStyle w:val="Compact"/>
+            </w:pPr>
+            <w:r>
+              <w:t xml:space="preserve">Hagan LiDAR at FIA plots</w:t>
+            </w:r>
+          </w:p>
+        </w:tc>
+        <w:tc>
+          <w:tcPr/>
+          <w:p>
+            <w:pPr>
+              <w:pStyle w:val="Compact"/>
+              <w:jc w:val="right"/>
+            </w:pPr>
+            <w:r>
+              <w:t xml:space="preserve">20.0</w:t>
+            </w:r>
+          </w:p>
+        </w:tc>
+        <w:tc>
+          <w:tcPr/>
+          <w:p>
+            <w:pPr>
+              <w:pStyle w:val="Compact"/>
+              <w:jc w:val="right"/>
+            </w:pPr>
+            <w:r>
+              <w:t xml:space="preserve">1.6</w:t>
+            </w:r>
+          </w:p>
+        </w:tc>
+        <w:tc>
+          <w:tcPr/>
+          <w:p>
+            <w:pPr>
+              <w:pStyle w:val="Compact"/>
+              <w:jc w:val="right"/>
+            </w:pPr>
+            <w:r>
+              <w:t xml:space="preserve">0.8</w:t>
+            </w:r>
+          </w:p>
+        </w:tc>
+      </w:tr>
+      <w:tr>
+        <w:tc>
+          <w:tcPr/>
+          <w:p>
+            <w:pPr>
+              <w:pStyle w:val="Compact"/>
+            </w:pPr>
+            <w:r>
+              <w:t xml:space="preserve">Hagan landscape Pingree</w:t>
+            </w:r>
+          </w:p>
+        </w:tc>
+        <w:tc>
+          <w:tcPr/>
+          <w:p>
+            <w:pPr>
+              <w:pStyle w:val="Compact"/>
+              <w:jc w:val="right"/>
+            </w:pPr>
+            <w:r>
+              <w:t xml:space="preserve">18.8</w:t>
+            </w:r>
+          </w:p>
+        </w:tc>
+        <w:tc>
+          <w:tcPr/>
+          <w:p>
+            <w:pPr>
+              <w:pStyle w:val="Compact"/>
+              <w:jc w:val="right"/>
+            </w:pPr>
+            <w:r>
+              <w:t xml:space="preserve">2.4</w:t>
+            </w:r>
+          </w:p>
+        </w:tc>
+        <w:tc>
+          <w:tcPr/>
+          <w:p>
+            <w:pPr>
+              <w:pStyle w:val="Compact"/>
+              <w:jc w:val="right"/>
+            </w:pPr>
+            <w:r>
+              <w:t xml:space="preserve">0.6</w:t>
+            </w:r>
+          </w:p>
+        </w:tc>
+      </w:tr>
+    </w:tbl>
+    <w:p>
+      <w:pPr>
+        <w:pStyle w:val="BodyText"/>
+      </w:pPr>
+      <w:r>
+        <w:rPr>
+          <w:b/>
+          <w:bCs/>
+        </w:rPr>
+        <w:t xml:space="preserve">Table 6b.</w:t>
+      </w:r>
+      <w:r>
+        <w:t xml:space="preserve"> </w:t>
+      </w:r>
+      <w:r>
+        <w:t xml:space="preserve">Confusion matrix, v5.1 (rows) by Hagan (columns), 125 in-extent latest-panel plots.</w:t>
+      </w:r>
+    </w:p>
+    <w:tbl>
+      <w:tblPr>
+        <w:tblStyle w:val="Table"/>
+        <w:tblW w:type="auto" w:w="0"/>
+        <w:tblLook w:firstRow="1" w:lastRow="0" w:firstColumn="0" w:lastColumn="0" w:noHBand="0" w:noVBand="0" w:val="0020"/>
+      </w:tblPr>
+      <w:tblGrid>
+        <w:gridCol w:w="1320"/>
+        <w:gridCol w:w="1320"/>
+        <w:gridCol w:w="1320"/>
+        <w:gridCol w:w="1320"/>
+        <w:gridCol w:w="1320"/>
+        <w:gridCol w:w="1320"/>
+      </w:tblGrid>
+      <w:tr>
+        <w:trPr>
+          <w:tblHeader w:val="on"/>
+        </w:trPr>
+        <w:tc>
+          <w:tcPr/>
+          <w:p>
+            <w:pPr>
+              <w:pStyle w:val="Compact"/>
+            </w:pPr>
+            <w:r>
+              <w:t xml:space="preserve">v5.1 class</w:t>
+            </w:r>
+          </w:p>
+        </w:tc>
+        <w:tc>
+          <w:tcPr/>
+          <w:p>
+            <w:pPr>
+              <w:pStyle w:val="Compact"/>
+              <w:jc w:val="right"/>
+            </w:pPr>
+            <w:r>
+              <w:t xml:space="preserve">Hagan Not LS</w:t>
+            </w:r>
+          </w:p>
+        </w:tc>
+        <w:tc>
+          <w:tcPr/>
+          <w:p>
+            <w:pPr>
+              <w:pStyle w:val="Compact"/>
+              <w:jc w:val="right"/>
+            </w:pPr>
+            <w:r>
+              <w:t xml:space="preserve">Trans LS</w:t>
+            </w:r>
+          </w:p>
+        </w:tc>
+        <w:tc>
+          <w:tcPr/>
+          <w:p>
+            <w:pPr>
+              <w:pStyle w:val="Compact"/>
+              <w:jc w:val="right"/>
+            </w:pPr>
+            <w:r>
+              <w:t xml:space="preserve">LS</w:t>
+            </w:r>
+          </w:p>
+        </w:tc>
+        <w:tc>
+          <w:tcPr/>
+          <w:p>
+            <w:pPr>
+              <w:pStyle w:val="Compact"/>
+              <w:jc w:val="right"/>
+            </w:pPr>
+            <w:r>
+              <w:t xml:space="preserve">OG-like</w:t>
+            </w:r>
+          </w:p>
+        </w:tc>
+        <w:tc>
+          <w:tcPr/>
+          <w:p>
+            <w:pPr>
+              <w:pStyle w:val="Compact"/>
+              <w:jc w:val="right"/>
+            </w:pPr>
+            <w:r>
+              <w:t xml:space="preserve">total</w:t>
+            </w:r>
+          </w:p>
+        </w:tc>
+      </w:tr>
+      <w:tr>
+        <w:tc>
+          <w:tcPr/>
+          <w:p>
+            <w:pPr>
+              <w:pStyle w:val="Compact"/>
+            </w:pPr>
+            <w:r>
+              <w:t xml:space="preserve">Not LSOG</w:t>
+            </w:r>
+          </w:p>
+        </w:tc>
+        <w:tc>
+          <w:tcPr/>
+          <w:p>
+            <w:pPr>
+              <w:pStyle w:val="Compact"/>
+              <w:jc w:val="right"/>
+            </w:pPr>
+            <w:r>
+              <w:t xml:space="preserve">93</w:t>
+            </w:r>
+          </w:p>
+        </w:tc>
+        <w:tc>
+          <w:tcPr/>
+          <w:p>
+            <w:pPr>
+              <w:pStyle w:val="Compact"/>
+              <w:jc w:val="right"/>
+            </w:pPr>
+            <w:r>
+              <w:t xml:space="preserve">21</w:t>
+            </w:r>
+          </w:p>
+        </w:tc>
+        <w:tc>
+          <w:tcPr/>
+          <w:p>
+            <w:pPr>
+              <w:pStyle w:val="Compact"/>
+              <w:jc w:val="right"/>
+            </w:pPr>
+            <w:r>
+              <w:t xml:space="preserve">1</w:t>
+            </w:r>
+          </w:p>
+        </w:tc>
+        <w:tc>
+          <w:tcPr/>
+          <w:p>
+            <w:pPr>
+              <w:pStyle w:val="Compact"/>
+              <w:jc w:val="right"/>
+            </w:pPr>
+            <w:r>
+              <w:t xml:space="preserve">0</w:t>
+            </w:r>
+          </w:p>
+        </w:tc>
+        <w:tc>
+          <w:tcPr/>
+          <w:p>
+            <w:pPr>
+              <w:pStyle w:val="Compact"/>
+              <w:jc w:val="right"/>
+            </w:pPr>
+            <w:r>
+              <w:t xml:space="preserve">115</w:t>
+            </w:r>
+          </w:p>
+        </w:tc>
+      </w:tr>
+      <w:tr>
+        <w:tc>
+          <w:tcPr/>
+          <w:p>
+            <w:pPr>
+              <w:pStyle w:val="Compact"/>
+            </w:pPr>
+            <w:r>
+              <w:t xml:space="preserve">Transitioning LS</w:t>
+            </w:r>
+          </w:p>
+        </w:tc>
+        <w:tc>
+          <w:tcPr/>
+          <w:p>
+            <w:pPr>
+              <w:pStyle w:val="Compact"/>
+              <w:jc w:val="right"/>
+            </w:pPr>
+            <w:r>
+              <w:t xml:space="preserve">7</w:t>
+            </w:r>
+          </w:p>
+        </w:tc>
+        <w:tc>
+          <w:tcPr/>
+          <w:p>
+            <w:pPr>
+              <w:pStyle w:val="Compact"/>
+              <w:jc w:val="right"/>
+            </w:pPr>
+            <w:r>
+              <w:t xml:space="preserve">1</w:t>
+            </w:r>
+          </w:p>
+        </w:tc>
+        <w:tc>
+          <w:tcPr/>
+          <w:p>
+            <w:pPr>
+              <w:pStyle w:val="Compact"/>
+              <w:jc w:val="right"/>
+            </w:pPr>
+            <w:r>
+              <w:t xml:space="preserve">0</w:t>
+            </w:r>
+          </w:p>
+        </w:tc>
+        <w:tc>
+          <w:tcPr/>
+          <w:p>
+            <w:pPr>
+              <w:pStyle w:val="Compact"/>
+              <w:jc w:val="right"/>
+            </w:pPr>
+            <w:r>
+              <w:t xml:space="preserve">1</w:t>
+            </w:r>
+          </w:p>
+        </w:tc>
+        <w:tc>
+          <w:tcPr/>
+          <w:p>
+            <w:pPr>
+              <w:pStyle w:val="Compact"/>
+              <w:jc w:val="right"/>
+            </w:pPr>
+            <w:r>
+              <w:t xml:space="preserve">9</w:t>
+            </w:r>
+          </w:p>
+        </w:tc>
+      </w:tr>
+      <w:tr>
+        <w:tc>
+          <w:tcPr/>
+          <w:p>
+            <w:pPr>
+              <w:pStyle w:val="Compact"/>
+            </w:pPr>
+            <w:r>
+              <w:t xml:space="preserve">LS</w:t>
+            </w:r>
+          </w:p>
+        </w:tc>
+        <w:tc>
+          <w:tcPr/>
+          <w:p>
+            <w:pPr>
+              <w:pStyle w:val="Compact"/>
+              <w:jc w:val="right"/>
+            </w:pPr>
+            <w:r>
+              <w:t xml:space="preserve">0</w:t>
+            </w:r>
+          </w:p>
+        </w:tc>
+        <w:tc>
+          <w:tcPr/>
+          <w:p>
+            <w:pPr>
+              <w:pStyle w:val="Compact"/>
+              <w:jc w:val="right"/>
+            </w:pPr>
+            <w:r>
+              <w:t xml:space="preserve">1</w:t>
+            </w:r>
+          </w:p>
+        </w:tc>
+        <w:tc>
+          <w:tcPr/>
+          <w:p>
+            <w:pPr>
+              <w:pStyle w:val="Compact"/>
+              <w:jc w:val="right"/>
+            </w:pPr>
+            <w:r>
+              <w:t xml:space="preserve">0</w:t>
+            </w:r>
+          </w:p>
+        </w:tc>
+        <w:tc>
+          <w:tcPr/>
+          <w:p>
+            <w:pPr>
+              <w:pStyle w:val="Compact"/>
+              <w:jc w:val="right"/>
+            </w:pPr>
+            <w:r>
+              <w:t xml:space="preserve">0</w:t>
+            </w:r>
+          </w:p>
+        </w:tc>
+        <w:tc>
+          <w:tcPr/>
+          <w:p>
+            <w:pPr>
+              <w:pStyle w:val="Compact"/>
+              <w:jc w:val="right"/>
+            </w:pPr>
+            <w:r>
+              <w:t xml:space="preserve">1</w:t>
+            </w:r>
+          </w:p>
+        </w:tc>
+      </w:tr>
+      <w:tr>
+        <w:tc>
+          <w:tcPr/>
+          <w:p>
+            <w:pPr>
+              <w:pStyle w:val="Compact"/>
+            </w:pPr>
+            <w:r>
+              <w:t xml:space="preserve">OG</w:t>
+            </w:r>
+          </w:p>
+        </w:tc>
+        <w:tc>
+          <w:tcPr/>
+          <w:p>
+            <w:pPr>
+              <w:pStyle w:val="Compact"/>
+              <w:jc w:val="right"/>
+            </w:pPr>
+            <w:r>
+              <w:t xml:space="preserve">0</w:t>
+            </w:r>
+          </w:p>
+        </w:tc>
+        <w:tc>
+          <w:tcPr/>
+          <w:p>
+            <w:pPr>
+              <w:pStyle w:val="Compact"/>
+              <w:jc w:val="right"/>
+            </w:pPr>
+            <w:r>
+              <w:t xml:space="preserve">0</w:t>
+            </w:r>
+          </w:p>
+        </w:tc>
+        <w:tc>
+          <w:tcPr/>
+          <w:p>
+            <w:pPr>
+              <w:pStyle w:val="Compact"/>
+              <w:jc w:val="right"/>
+            </w:pPr>
+            <w:r>
+              <w:t xml:space="preserve">0</w:t>
+            </w:r>
+          </w:p>
+        </w:tc>
+        <w:tc>
+          <w:tcPr/>
+          <w:p>
+            <w:pPr>
+              <w:pStyle w:val="Compact"/>
+              <w:jc w:val="right"/>
+            </w:pPr>
+            <w:r>
+              <w:t xml:space="preserve">0</w:t>
+            </w:r>
+          </w:p>
+        </w:tc>
+        <w:tc>
+          <w:tcPr/>
+          <w:p>
+            <w:pPr>
+              <w:pStyle w:val="Compact"/>
+              <w:jc w:val="right"/>
+            </w:pPr>
+            <w:r>
+              <w:t xml:space="preserve">0</w:t>
+            </w:r>
+          </w:p>
+        </w:tc>
+      </w:tr>
+      <w:tr>
+        <w:tc>
+          <w:tcPr/>
+          <w:p>
+            <w:pPr>
+              <w:pStyle w:val="Compact"/>
+            </w:pPr>
+            <w:r>
+              <w:rPr>
+                <w:b/>
+                <w:bCs/>
+              </w:rPr>
+              <w:t xml:space="preserve">total</w:t>
+            </w:r>
+          </w:p>
+        </w:tc>
+        <w:tc>
+          <w:tcPr/>
+          <w:p>
+            <w:pPr>
+              <w:pStyle w:val="Compact"/>
+              <w:jc w:val="right"/>
+            </w:pPr>
+            <w:r>
+              <w:rPr>
+                <w:b/>
+                <w:bCs/>
+              </w:rPr>
+              <w:t xml:space="preserve">100</w:t>
+            </w:r>
+          </w:p>
+        </w:tc>
+        <w:tc>
+          <w:tcPr/>
+          <w:p>
+            <w:pPr>
+              <w:pStyle w:val="Compact"/>
+              <w:jc w:val="right"/>
+            </w:pPr>
+            <w:r>
+              <w:rPr>
+                <w:b/>
+                <w:bCs/>
+              </w:rPr>
+              <w:t xml:space="preserve">23</w:t>
+            </w:r>
+          </w:p>
+        </w:tc>
+        <w:tc>
+          <w:tcPr/>
+          <w:p>
+            <w:pPr>
+              <w:pStyle w:val="Compact"/>
+              <w:jc w:val="right"/>
+            </w:pPr>
+            <w:r>
+              <w:rPr>
+                <w:b/>
+                <w:bCs/>
+              </w:rPr>
+              <w:t xml:space="preserve">1</w:t>
+            </w:r>
+          </w:p>
+        </w:tc>
+        <w:tc>
+          <w:tcPr/>
+          <w:p>
+            <w:pPr>
+              <w:pStyle w:val="Compact"/>
+              <w:jc w:val="right"/>
+            </w:pPr>
+            <w:r>
+              <w:rPr>
+                <w:b/>
+                <w:bCs/>
+              </w:rPr>
+              <w:t xml:space="preserve">1</w:t>
+            </w:r>
+          </w:p>
+        </w:tc>
+        <w:tc>
+          <w:tcPr/>
+          <w:p>
+            <w:pPr>
+              <w:pStyle w:val="Compact"/>
+              <w:jc w:val="right"/>
+            </w:pPr>
+            <w:r>
+              <w:rPr>
+                <w:b/>
+                <w:bCs/>
+              </w:rPr>
+              <w:t xml:space="preserve">125</w:t>
+            </w:r>
+          </w:p>
+        </w:tc>
+      </w:tr>
+    </w:tbl>
+    <w:p>
+      <w:pPr>
+        <w:pStyle w:val="BodyText"/>
+      </w:pPr>
+      <w:r>
+        <w:t xml:space="preserve">Cohen’s kappa for v5.1 any-LSOG against Hagan any-LS is 0.065 (essentially random); the LS+OG and OG-only kappas are also near zero. The same comparison using v4 (without the GEDI canopy-height dimension) yields kappa = -0.011 for any-LSOG and -0.016 for LS+OG. Plot-by-plot agreement between FIA-proxy classifiers and the Hagan LiDAR product is therefore not robust at any class boundary.</w:t>
+      </w:r>
+    </w:p>
+    <w:p>
+      <w:pPr>
+        <w:pStyle w:val="BodyText"/>
+      </w:pPr>
+      <w:r>
+        <w:t xml:space="preserve">The aggregate v4 share of 16.8 percent is closer to the Hagan share of 20.0 percent than the v5.1 share of 8.0 percent. On Pingree, an actively-managed industrial timberland, the v5.1 GEDI canopy-height dimension is more conservative because it down-weights plots where total basal area has been depressed by recent selective harvest even when the residual canopy remains tall. v4 captures the same plots’ canopy structure indirectly through stand age and large-tree basal area thresholds.</w:t>
+      </w:r>
+    </w:p>
+    <w:bookmarkEnd w:id="32"/>
+    <w:bookmarkStart w:id="33" w:name="X5db354dc9cafe2b22b23c6e4d0b77fbedce8bf1"/>
     <w:p>
       <w:pPr>
         <w:pStyle w:val="Heading3"/>
@@ -3115,8 +3967,8 @@
         <w:t xml:space="preserve">The OG-only kappa is essentially random because of the small absolute number of v5.1 OG plots (n = 4) on NFS lands. The LS+OG combined comparison achieves fair agreement (kappa = 0.253), supporting LS+OG as the most stable class for policy reporting. The Pelz-OG share of NFS plots in this region is 12.1 percent, compared to v5.1 LS+OG at 6.4 percent of the same plot population, indicating that v5.1 is somewhat conservative relative to the Pelz criteria on NFS lands.</w:t>
       </w:r>
     </w:p>
-    <w:bookmarkEnd w:id="42"/>
-    <w:bookmarkStart w:id="43" w:name="wall-to-wall-lsog-mapping"/>
+    <w:bookmarkEnd w:id="33"/>
+    <w:bookmarkStart w:id="34" w:name="wall-to-wall-lsog-mapping"/>
     <w:p>
       <w:pPr>
         <w:pStyle w:val="Heading3"/>
@@ -3959,9 +4811,9 @@
         </w:pict>
       </w:r>
     </w:p>
-    <w:bookmarkEnd w:id="43"/>
-    <w:bookmarkEnd w:id="44"/>
-    <w:bookmarkStart w:id="53" w:name="discussion"/>
+    <w:bookmarkEnd w:id="34"/>
+    <w:bookmarkEnd w:id="35"/>
+    <w:bookmarkStart w:id="44" w:name="discussion"/>
     <w:p>
       <w:pPr>
         <w:pStyle w:val="Heading2"/>
@@ -3970,7 +4822,7 @@
         <w:t xml:space="preserve">4. Discussion</w:t>
       </w:r>
     </w:p>
-    <w:bookmarkStart w:id="45" w:name="X2b145379ad80c3010787baa71b89040741183b6"/>
+    <w:bookmarkStart w:id="36" w:name="X2b145379ad80c3010787baa71b89040741183b6"/>
     <w:p>
       <w:pPr>
         <w:pStyle w:val="Heading3"/>
@@ -3987,8 +4839,8 @@
         <w:t xml:space="preserve">Maine’s continuous industrial-forestry sector dating to the 1800s sets it apart from the other three states. Annual harvest volumes of approximately 12 million cords are sustained over rotation lengths of 35 to 80 years for the dominant softwood and mixedwood types. Those rotations are long enough to grow merchantable trees, short enough to limit accumulation of the structural attributes (large trees, dead wood, canopy complexity) that v5.1 weights into its score. By contrast, New Hampshire and Vermont experienced 19th-century agricultural abandonment that has now generated old-field forests reaching ages of 100 to 150 years; New York’s Adirondack landscape preserved larger contiguous unmanaged forests through the same period. The pattern in Tables 2 and 3 is consistent with these documented histories. Maine is not catching up; if anything, the gap is widening at approximately 7 to 10 percentage points per decade based on Table 3’s slope differences.</w:t>
       </w:r>
     </w:p>
-    <w:bookmarkEnd w:id="45"/>
-    <w:bookmarkStart w:id="46" w:name="X1a2af76d25dd56477f38824b535d8983514b903"/>
+    <w:bookmarkEnd w:id="36"/>
+    <w:bookmarkStart w:id="37" w:name="X1a2af76d25dd56477f38824b535d8983514b903"/>
     <w:p>
       <w:pPr>
         <w:pStyle w:val="Heading3"/>
@@ -4005,8 +4857,8 @@
         <w:t xml:space="preserve">All four states show OG-class shares under 2 percent. Some of this rarity is real: true old-growth forest is rare in the Northeast, and the v5.1 protocol intentionally requires a high score (at least 8 of 12) for OG classification. Some is also definitional: the OG threshold sits very close to the maximum achievable score for plots dominated by mixed northern hardwoods, which rarely exceed 25 meter canopy heights even in the most mature stands. New York’s higher OG share (1.5 percent) reflects the Adirondack landscape, where older red spruce, eastern hemlock, and northern hardwoods produce taller canopies and more structural complexity. The validation work in Section 3.5 (Cohen’s kappa essentially zero on OG alone, but fair on LS+OG) supports treating LS+OG combined as the more stable category for policy reporting.</w:t>
       </w:r>
     </w:p>
-    <w:bookmarkEnd w:id="46"/>
-    <w:bookmarkStart w:id="47" w:name="X650ed299d9071716209a2b1cea049606d949e56"/>
+    <w:bookmarkEnd w:id="37"/>
+    <w:bookmarkStart w:id="38" w:name="X650ed299d9071716209a2b1cea049606d949e56"/>
     <w:p>
       <w:pPr>
         <w:pStyle w:val="Heading3"/>
@@ -4023,8 +4875,8 @@
         <w:t xml:space="preserve">The TreeMap-imputed wall-to-wall estimates in Section 3.6 reproduce the regional ranking (Maine lowest, Vermont and New Hampshire highest, New York intermediate) at the pixel level. The wall-to-wall absolute share is systematically lower than the design-based plot estimate (e.g., Maine 9.2 percent wall-to-wall versus 14.1 percent plot-based) for two reasons documented in Section 3.6. The pattern is robust across both estimation approaches.</w:t>
       </w:r>
     </w:p>
-    <w:bookmarkEnd w:id="47"/>
-    <w:bookmarkStart w:id="48" w:name="X432a49cc28527c2143218b44f7e414325baf226"/>
+    <w:bookmarkEnd w:id="38"/>
+    <w:bookmarkStart w:id="39" w:name="X432a49cc28527c2143218b44f7e414325baf226"/>
     <w:p>
       <w:pPr>
         <w:pStyle w:val="Heading3"/>
@@ -4049,8 +4901,8 @@
         <w:t xml:space="preserve">For policy reporting, the LS+OG combined class is the most stable category across products. The OG-only class is meaningfully product-specific.</w:t>
       </w:r>
     </w:p>
-    <w:bookmarkEnd w:id="48"/>
-    <w:bookmarkStart w:id="49" w:name="methodological-recommendations"/>
+    <w:bookmarkEnd w:id="39"/>
+    <w:bookmarkStart w:id="40" w:name="methodological-recommendations"/>
     <w:p>
       <w:pPr>
         <w:pStyle w:val="Heading3"/>
@@ -4075,8 +4927,8 @@
         <w:t xml:space="preserve">The LS+OG combined class should be the headline category in policy-facing reporting. The OG-only class is more sensitive to methodological choices and should be reported with explicit uncertainty bounds.</w:t>
       </w:r>
     </w:p>
-    <w:bookmarkEnd w:id="49"/>
-    <w:bookmarkStart w:id="50" w:name="limitations"/>
+    <w:bookmarkEnd w:id="40"/>
+    <w:bookmarkStart w:id="41" w:name="limitations"/>
     <w:p>
       <w:pPr>
         <w:pStyle w:val="Heading3"/>
@@ -4106,7 +4958,7 @@
         <w:pStyle w:val="BodyText"/>
       </w:pPr>
       <w:r>
-        <w:t xml:space="preserve">Third, the Hagan et al. (2024) LiDAR raster, the canonical Maine UT old-growth reference, was not available for plot-level cross-validation in this study. The Phase 6 cross-validation pipeline is fully scaffolded and ready to run when the raster becomes accessible through the appropriate channel.</w:t>
+        <w:t xml:space="preserve">Third, while the full Maine UT Hagan et al. (2024) LiDAR raster was not available, Seven Islands Land Company shared the Hagan M2V2b raster for their Pingree ownership (approximately 290 K ha). The Phase 9 cross-validation reported in Section 3.5a uses 125 in-extent latest-panel plots and finds essentially-random plot-by-plot agreement (kappa near zero across all class boundaries) despite reasonable share-level agreement between v4 and Hagan. The likely mechanism is that the two products measure different aspects of forest condition. The Hagan LSOG protocol is sensitive to skid trails and other legacy harvest impacts that depress canopy rugosity, mean height, and the upper cover fractions used as classifier inputs, but those impacts are not always reflected in FIA tree-level data because the FIA subplot may not overlap the disturbed pixels. The reverse is also at play: v5.1 and v4 weight tree-level FIA attributes (large-tree basal area, total basal area, snag tree-per-acre, structural diversity, and stand age) that can change after a selective harvest even when the residual canopy structure remains tall and continuous. Both classifier families are imperfect, and they capture genuinely different signals on heavily managed industrial timberland. Acquisition of the full UT Hagan raster would extend this cross-validation to the larger plot pool but is unlikely to alter the core conclusion that LSOG class assignment at the individual plot is methodology-specific.</w:t>
       </w:r>
     </w:p>
     <w:p>
@@ -4137,8 +4989,8 @@
         <w:t xml:space="preserve">pixels (Maine 0.3 percent, New York 24 percent) reflect TreeMap PLT_CN values that map to plots outside our 1999 to 2023 four-state inventory; these pixels could be rescued with broader CONUS plot lookups.</w:t>
       </w:r>
     </w:p>
-    <w:bookmarkEnd w:id="50"/>
-    <w:bookmarkStart w:id="51" w:name="implications-for-forest-policy"/>
+    <w:bookmarkEnd w:id="41"/>
+    <w:bookmarkStart w:id="42" w:name="implications-for-forest-policy"/>
     <w:p>
       <w:pPr>
         <w:pStyle w:val="Heading3"/>
@@ -4179,8 +5031,8 @@
         <w:t xml:space="preserve">For the broader region, the private timberland LS+OG pool of approximately 987,000 acres across all four states is the most acreage-relevant target for policy intervention. Payment-for-ecosystem-services programs, working-lands easements, and tax-incentive structures all bear on this pool.</w:t>
       </w:r>
     </w:p>
-    <w:bookmarkEnd w:id="51"/>
-    <w:bookmarkStart w:id="52" w:name="future-work"/>
+    <w:bookmarkEnd w:id="42"/>
+    <w:bookmarkStart w:id="43" w:name="future-work"/>
     <w:p>
       <w:pPr>
         <w:pStyle w:val="Heading3"/>
@@ -4204,9 +5056,9 @@
         </w:pict>
       </w:r>
     </w:p>
-    <w:bookmarkEnd w:id="52"/>
-    <w:bookmarkEnd w:id="53"/>
-    <w:bookmarkStart w:id="54" w:name="conclusion"/>
+    <w:bookmarkEnd w:id="43"/>
+    <w:bookmarkEnd w:id="44"/>
+    <w:bookmarkStart w:id="45" w:name="conclusion"/>
     <w:p>
       <w:pPr>
         <w:pStyle w:val="Heading2"/>
@@ -4246,8 +5098,8 @@
         </w:pict>
       </w:r>
     </w:p>
-    <w:bookmarkEnd w:id="54"/>
-    <w:bookmarkStart w:id="55" w:name="notes-for-next-session-1"/>
+    <w:bookmarkEnd w:id="45"/>
+    <w:bookmarkStart w:id="46" w:name="notes-for-next-session-1"/>
     <w:p>
       <w:pPr>
         <w:pStyle w:val="Heading2"/>
@@ -4417,8 +5269,8 @@
         <w:t xml:space="preserve">Source data: output_unified/lsog_ne_plot_table.csv</w:t>
       </w:r>
     </w:p>
-    <w:bookmarkEnd w:id="55"/>
-    <w:bookmarkEnd w:id="56"/>
+    <w:bookmarkEnd w:id="46"/>
+    <w:bookmarkEnd w:id="47"/>
     <w:sectPr>
       <w:footnotePr>
         <w:numRestart w:val="eachSect"/>
